--- a/8-资源管理/流程制度规范类文件/TJTY-ITSS-0804-运维服务服务知识管理制度.docx
+++ b/8-资源管理/流程制度规范类文件/TJTY-ITSS-0804-运维服务服务知识管理制度.docx
@@ -3056,7 +3056,7 @@
             <w:fldChar w:fldCharType="begin"/>
           </w:r>
           <w:r>
-            <w:instrText xml:space="preserve"> HYPERLINK \l _Toc6675 </w:instrText>
+            <w:instrText xml:space="preserve"> HYPERLINK \l _Toc3674 </w:instrText>
           </w:r>
           <w:r>
             <w:fldChar w:fldCharType="separate"/>
@@ -3077,7 +3077,7 @@
             <w:fldChar w:fldCharType="begin"/>
           </w:r>
           <w:r>
-            <w:instrText xml:space="preserve"> PAGEREF _Toc6675 \h </w:instrText>
+            <w:instrText xml:space="preserve"> PAGEREF _Toc3674 \h </w:instrText>
           </w:r>
           <w:r>
             <w:fldChar w:fldCharType="separate"/>
@@ -3103,7 +3103,7 @@
             <w:fldChar w:fldCharType="begin"/>
           </w:r>
           <w:r>
-            <w:instrText xml:space="preserve"> HYPERLINK \l _Toc8095 </w:instrText>
+            <w:instrText xml:space="preserve"> HYPERLINK \l _Toc23558 </w:instrText>
           </w:r>
           <w:r>
             <w:fldChar w:fldCharType="separate"/>
@@ -3124,7 +3124,7 @@
             <w:fldChar w:fldCharType="begin"/>
           </w:r>
           <w:r>
-            <w:instrText xml:space="preserve"> PAGEREF _Toc8095 \h </w:instrText>
+            <w:instrText xml:space="preserve"> PAGEREF _Toc23558 \h </w:instrText>
           </w:r>
           <w:r>
             <w:fldChar w:fldCharType="separate"/>
@@ -3150,7 +3150,7 @@
             <w:fldChar w:fldCharType="begin"/>
           </w:r>
           <w:r>
-            <w:instrText xml:space="preserve"> HYPERLINK \l _Toc2676 </w:instrText>
+            <w:instrText xml:space="preserve"> HYPERLINK \l _Toc3692 </w:instrText>
           </w:r>
           <w:r>
             <w:fldChar w:fldCharType="separate"/>
@@ -3171,7 +3171,7 @@
             <w:fldChar w:fldCharType="begin"/>
           </w:r>
           <w:r>
-            <w:instrText xml:space="preserve"> PAGEREF _Toc2676 \h </w:instrText>
+            <w:instrText xml:space="preserve"> PAGEREF _Toc3692 \h </w:instrText>
           </w:r>
           <w:r>
             <w:fldChar w:fldCharType="separate"/>
@@ -3197,7 +3197,7 @@
             <w:fldChar w:fldCharType="begin"/>
           </w:r>
           <w:r>
-            <w:instrText xml:space="preserve"> HYPERLINK \l _Toc12919 </w:instrText>
+            <w:instrText xml:space="preserve"> HYPERLINK \l _Toc27752 </w:instrText>
           </w:r>
           <w:r>
             <w:fldChar w:fldCharType="separate"/>
@@ -3218,7 +3218,7 @@
             <w:fldChar w:fldCharType="begin"/>
           </w:r>
           <w:r>
-            <w:instrText xml:space="preserve"> PAGEREF _Toc12919 \h </w:instrText>
+            <w:instrText xml:space="preserve"> PAGEREF _Toc27752 \h </w:instrText>
           </w:r>
           <w:r>
             <w:fldChar w:fldCharType="separate"/>
@@ -3244,7 +3244,7 @@
             <w:fldChar w:fldCharType="begin"/>
           </w:r>
           <w:r>
-            <w:instrText xml:space="preserve"> HYPERLINK \l _Toc12314 </w:instrText>
+            <w:instrText xml:space="preserve"> HYPERLINK \l _Toc23704 </w:instrText>
           </w:r>
           <w:r>
             <w:fldChar w:fldCharType="separate"/>
@@ -3265,7 +3265,7 @@
             <w:fldChar w:fldCharType="begin"/>
           </w:r>
           <w:r>
-            <w:instrText xml:space="preserve"> PAGEREF _Toc12314 \h </w:instrText>
+            <w:instrText xml:space="preserve"> PAGEREF _Toc23704 \h </w:instrText>
           </w:r>
           <w:r>
             <w:fldChar w:fldCharType="separate"/>
@@ -3291,7 +3291,7 @@
             <w:fldChar w:fldCharType="begin"/>
           </w:r>
           <w:r>
-            <w:instrText xml:space="preserve"> HYPERLINK \l _Toc2211 </w:instrText>
+            <w:instrText xml:space="preserve"> HYPERLINK \l _Toc28811 </w:instrText>
           </w:r>
           <w:r>
             <w:fldChar w:fldCharType="separate"/>
@@ -3312,7 +3312,7 @@
             <w:fldChar w:fldCharType="begin"/>
           </w:r>
           <w:r>
-            <w:instrText xml:space="preserve"> PAGEREF _Toc2211 \h </w:instrText>
+            <w:instrText xml:space="preserve"> PAGEREF _Toc28811 \h </w:instrText>
           </w:r>
           <w:r>
             <w:fldChar w:fldCharType="separate"/>
@@ -3338,7 +3338,7 @@
             <w:fldChar w:fldCharType="begin"/>
           </w:r>
           <w:r>
-            <w:instrText xml:space="preserve"> HYPERLINK \l _Toc13151 </w:instrText>
+            <w:instrText xml:space="preserve"> HYPERLINK \l _Toc15958 </w:instrText>
           </w:r>
           <w:r>
             <w:fldChar w:fldCharType="separate"/>
@@ -3359,7 +3359,7 @@
             <w:fldChar w:fldCharType="begin"/>
           </w:r>
           <w:r>
-            <w:instrText xml:space="preserve"> PAGEREF _Toc13151 \h </w:instrText>
+            <w:instrText xml:space="preserve"> PAGEREF _Toc15958 \h </w:instrText>
           </w:r>
           <w:r>
             <w:fldChar w:fldCharType="separate"/>
@@ -3385,7 +3385,7 @@
             <w:fldChar w:fldCharType="begin"/>
           </w:r>
           <w:r>
-            <w:instrText xml:space="preserve"> HYPERLINK \l _Toc23568 </w:instrText>
+            <w:instrText xml:space="preserve"> HYPERLINK \l _Toc21114 </w:instrText>
           </w:r>
           <w:r>
             <w:fldChar w:fldCharType="separate"/>
@@ -3413,7 +3413,7 @@
             <w:fldChar w:fldCharType="begin"/>
           </w:r>
           <w:r>
-            <w:instrText xml:space="preserve"> PAGEREF _Toc23568 \h </w:instrText>
+            <w:instrText xml:space="preserve"> PAGEREF _Toc21114 \h </w:instrText>
           </w:r>
           <w:r>
             <w:fldChar w:fldCharType="separate"/>
@@ -3439,7 +3439,7 @@
             <w:fldChar w:fldCharType="begin"/>
           </w:r>
           <w:r>
-            <w:instrText xml:space="preserve"> HYPERLINK \l _Toc21886 </w:instrText>
+            <w:instrText xml:space="preserve"> HYPERLINK \l _Toc3633 </w:instrText>
           </w:r>
           <w:r>
             <w:fldChar w:fldCharType="separate"/>
@@ -3467,7 +3467,7 @@
             <w:fldChar w:fldCharType="begin"/>
           </w:r>
           <w:r>
-            <w:instrText xml:space="preserve"> PAGEREF _Toc21886 \h </w:instrText>
+            <w:instrText xml:space="preserve"> PAGEREF _Toc3633 \h </w:instrText>
           </w:r>
           <w:r>
             <w:fldChar w:fldCharType="separate"/>
@@ -3493,7 +3493,7 @@
             <w:fldChar w:fldCharType="begin"/>
           </w:r>
           <w:r>
-            <w:instrText xml:space="preserve"> HYPERLINK \l _Toc1064 </w:instrText>
+            <w:instrText xml:space="preserve"> HYPERLINK \l _Toc24723 </w:instrText>
           </w:r>
           <w:r>
             <w:fldChar w:fldCharType="separate"/>
@@ -3514,7 +3514,7 @@
             <w:fldChar w:fldCharType="begin"/>
           </w:r>
           <w:r>
-            <w:instrText xml:space="preserve"> PAGEREF _Toc1064 \h </w:instrText>
+            <w:instrText xml:space="preserve"> PAGEREF _Toc24723 \h </w:instrText>
           </w:r>
           <w:r>
             <w:fldChar w:fldCharType="separate"/>
@@ -3540,7 +3540,7 @@
             <w:fldChar w:fldCharType="begin"/>
           </w:r>
           <w:r>
-            <w:instrText xml:space="preserve"> HYPERLINK \l _Toc1789 </w:instrText>
+            <w:instrText xml:space="preserve"> HYPERLINK \l _Toc20230 </w:instrText>
           </w:r>
           <w:r>
             <w:fldChar w:fldCharType="separate"/>
@@ -3561,7 +3561,7 @@
             <w:fldChar w:fldCharType="begin"/>
           </w:r>
           <w:r>
-            <w:instrText xml:space="preserve"> PAGEREF _Toc1789 \h </w:instrText>
+            <w:instrText xml:space="preserve"> PAGEREF _Toc20230 \h </w:instrText>
           </w:r>
           <w:r>
             <w:fldChar w:fldCharType="separate"/>
@@ -3587,7 +3587,7 @@
             <w:fldChar w:fldCharType="begin"/>
           </w:r>
           <w:r>
-            <w:instrText xml:space="preserve"> HYPERLINK \l _Toc29428 </w:instrText>
+            <w:instrText xml:space="preserve"> HYPERLINK \l _Toc12372 </w:instrText>
           </w:r>
           <w:r>
             <w:fldChar w:fldCharType="separate"/>
@@ -3608,7 +3608,7 @@
             <w:fldChar w:fldCharType="begin"/>
           </w:r>
           <w:r>
-            <w:instrText xml:space="preserve"> PAGEREF _Toc29428 \h </w:instrText>
+            <w:instrText xml:space="preserve"> PAGEREF _Toc12372 \h </w:instrText>
           </w:r>
           <w:r>
             <w:fldChar w:fldCharType="separate"/>
@@ -3634,7 +3634,7 @@
             <w:fldChar w:fldCharType="begin"/>
           </w:r>
           <w:r>
-            <w:instrText xml:space="preserve"> HYPERLINK \l _Toc11997 </w:instrText>
+            <w:instrText xml:space="preserve"> HYPERLINK \l _Toc11816 </w:instrText>
           </w:r>
           <w:r>
             <w:fldChar w:fldCharType="separate"/>
@@ -3655,7 +3655,7 @@
             <w:fldChar w:fldCharType="begin"/>
           </w:r>
           <w:r>
-            <w:instrText xml:space="preserve"> PAGEREF _Toc11997 \h </w:instrText>
+            <w:instrText xml:space="preserve"> PAGEREF _Toc11816 \h </w:instrText>
           </w:r>
           <w:r>
             <w:fldChar w:fldCharType="separate"/>
@@ -3681,7 +3681,7 @@
             <w:fldChar w:fldCharType="begin"/>
           </w:r>
           <w:r>
-            <w:instrText xml:space="preserve"> HYPERLINK \l _Toc9253 </w:instrText>
+            <w:instrText xml:space="preserve"> HYPERLINK \l _Toc6245 </w:instrText>
           </w:r>
           <w:r>
             <w:fldChar w:fldCharType="separate"/>
@@ -3702,7 +3702,7 @@
             <w:fldChar w:fldCharType="begin"/>
           </w:r>
           <w:r>
-            <w:instrText xml:space="preserve"> PAGEREF _Toc9253 \h </w:instrText>
+            <w:instrText xml:space="preserve"> PAGEREF _Toc6245 \h </w:instrText>
           </w:r>
           <w:r>
             <w:fldChar w:fldCharType="separate"/>
@@ -3728,7 +3728,7 @@
             <w:fldChar w:fldCharType="begin"/>
           </w:r>
           <w:r>
-            <w:instrText xml:space="preserve"> HYPERLINK \l _Toc4087 </w:instrText>
+            <w:instrText xml:space="preserve"> HYPERLINK \l _Toc5047 </w:instrText>
           </w:r>
           <w:r>
             <w:fldChar w:fldCharType="separate"/>
@@ -3749,7 +3749,7 @@
             <w:fldChar w:fldCharType="begin"/>
           </w:r>
           <w:r>
-            <w:instrText xml:space="preserve"> PAGEREF _Toc4087 \h </w:instrText>
+            <w:instrText xml:space="preserve"> PAGEREF _Toc5047 \h </w:instrText>
           </w:r>
           <w:r>
             <w:fldChar w:fldCharType="separate"/>
@@ -3775,7 +3775,7 @@
             <w:fldChar w:fldCharType="begin"/>
           </w:r>
           <w:r>
-            <w:instrText xml:space="preserve"> HYPERLINK \l _Toc21874 </w:instrText>
+            <w:instrText xml:space="preserve"> HYPERLINK \l _Toc1043 </w:instrText>
           </w:r>
           <w:r>
             <w:fldChar w:fldCharType="separate"/>
@@ -3796,7 +3796,7 @@
             <w:fldChar w:fldCharType="begin"/>
           </w:r>
           <w:r>
-            <w:instrText xml:space="preserve"> PAGEREF _Toc21874 \h </w:instrText>
+            <w:instrText xml:space="preserve"> PAGEREF _Toc1043 \h </w:instrText>
           </w:r>
           <w:r>
             <w:fldChar w:fldCharType="separate"/>
@@ -3822,7 +3822,7 @@
             <w:fldChar w:fldCharType="begin"/>
           </w:r>
           <w:r>
-            <w:instrText xml:space="preserve"> HYPERLINK \l _Toc26205 </w:instrText>
+            <w:instrText xml:space="preserve"> HYPERLINK \l _Toc6836 </w:instrText>
           </w:r>
           <w:r>
             <w:fldChar w:fldCharType="separate"/>
@@ -3843,7 +3843,7 @@
             <w:fldChar w:fldCharType="begin"/>
           </w:r>
           <w:r>
-            <w:instrText xml:space="preserve"> PAGEREF _Toc26205 \h </w:instrText>
+            <w:instrText xml:space="preserve"> PAGEREF _Toc6836 \h </w:instrText>
           </w:r>
           <w:r>
             <w:fldChar w:fldCharType="separate"/>
@@ -3869,7 +3869,7 @@
             <w:fldChar w:fldCharType="begin"/>
           </w:r>
           <w:r>
-            <w:instrText xml:space="preserve"> HYPERLINK \l _Toc23288 </w:instrText>
+            <w:instrText xml:space="preserve"> HYPERLINK \l _Toc13219 </w:instrText>
           </w:r>
           <w:r>
             <w:fldChar w:fldCharType="separate"/>
@@ -3890,7 +3890,7 @@
             <w:fldChar w:fldCharType="begin"/>
           </w:r>
           <w:r>
-            <w:instrText xml:space="preserve"> PAGEREF _Toc23288 \h </w:instrText>
+            <w:instrText xml:space="preserve"> PAGEREF _Toc13219 \h </w:instrText>
           </w:r>
           <w:r>
             <w:fldChar w:fldCharType="separate"/>
@@ -3916,7 +3916,7 @@
             <w:fldChar w:fldCharType="begin"/>
           </w:r>
           <w:r>
-            <w:instrText xml:space="preserve"> HYPERLINK \l _Toc25796 </w:instrText>
+            <w:instrText xml:space="preserve"> HYPERLINK \l _Toc22158 </w:instrText>
           </w:r>
           <w:r>
             <w:fldChar w:fldCharType="separate"/>
@@ -3937,7 +3937,7 @@
             <w:fldChar w:fldCharType="begin"/>
           </w:r>
           <w:r>
-            <w:instrText xml:space="preserve"> PAGEREF _Toc25796 \h </w:instrText>
+            <w:instrText xml:space="preserve"> PAGEREF _Toc22158 \h </w:instrText>
           </w:r>
           <w:r>
             <w:fldChar w:fldCharType="separate"/>
@@ -3963,7 +3963,7 @@
             <w:fldChar w:fldCharType="begin"/>
           </w:r>
           <w:r>
-            <w:instrText xml:space="preserve"> HYPERLINK \l _Toc14200 </w:instrText>
+            <w:instrText xml:space="preserve"> HYPERLINK \l _Toc22555 </w:instrText>
           </w:r>
           <w:r>
             <w:fldChar w:fldCharType="separate"/>
@@ -3984,7 +3984,7 @@
             <w:fldChar w:fldCharType="begin"/>
           </w:r>
           <w:r>
-            <w:instrText xml:space="preserve"> PAGEREF _Toc14200 \h </w:instrText>
+            <w:instrText xml:space="preserve"> PAGEREF _Toc22555 \h </w:instrText>
           </w:r>
           <w:r>
             <w:fldChar w:fldCharType="separate"/>
@@ -4010,7 +4010,7 @@
             <w:fldChar w:fldCharType="begin"/>
           </w:r>
           <w:r>
-            <w:instrText xml:space="preserve"> HYPERLINK \l _Toc14912 </w:instrText>
+            <w:instrText xml:space="preserve"> HYPERLINK \l _Toc14907 </w:instrText>
           </w:r>
           <w:r>
             <w:fldChar w:fldCharType="separate"/>
@@ -4031,7 +4031,7 @@
             <w:fldChar w:fldCharType="begin"/>
           </w:r>
           <w:r>
-            <w:instrText xml:space="preserve"> PAGEREF _Toc14912 \h </w:instrText>
+            <w:instrText xml:space="preserve"> PAGEREF _Toc14907 \h </w:instrText>
           </w:r>
           <w:r>
             <w:fldChar w:fldCharType="separate"/>
@@ -4057,7 +4057,7 @@
             <w:fldChar w:fldCharType="begin"/>
           </w:r>
           <w:r>
-            <w:instrText xml:space="preserve"> HYPERLINK \l _Toc8106 </w:instrText>
+            <w:instrText xml:space="preserve"> HYPERLINK \l _Toc11892 </w:instrText>
           </w:r>
           <w:r>
             <w:fldChar w:fldCharType="separate"/>
@@ -4078,7 +4078,7 @@
             <w:fldChar w:fldCharType="begin"/>
           </w:r>
           <w:r>
-            <w:instrText xml:space="preserve"> PAGEREF _Toc8106 \h </w:instrText>
+            <w:instrText xml:space="preserve"> PAGEREF _Toc11892 \h </w:instrText>
           </w:r>
           <w:r>
             <w:fldChar w:fldCharType="separate"/>
@@ -4166,7 +4166,7 @@
         <w:fldChar w:fldCharType="begin"/>
       </w:r>
       <w:r>
-        <w:instrText xml:space="preserve"> HYPERLINK \l _Toc16662 </w:instrText>
+        <w:instrText xml:space="preserve"> HYPERLINK \l _Toc7515 </w:instrText>
       </w:r>
       <w:r>
         <w:fldChar w:fldCharType="separate"/>
@@ -4183,7 +4183,7 @@
           <w:rFonts w:hint="default"/>
           <w:lang w:val="en-US" w:eastAsia="zh-CN"/>
         </w:rPr>
-        <w:t>5</w:t>
+        <w:t>3</w:t>
       </w:r>
       <w:r>
         <w:rPr>
@@ -4215,7 +4215,7 @@
         <w:fldChar w:fldCharType="begin"/>
       </w:r>
       <w:r>
-        <w:instrText xml:space="preserve"> PAGEREF _Toc16662 \h </w:instrText>
+        <w:instrText xml:space="preserve"> PAGEREF _Toc7515 \h </w:instrText>
       </w:r>
       <w:r>
         <w:fldChar w:fldCharType="separate"/>
@@ -4241,7 +4241,7 @@
         <w:fldChar w:fldCharType="begin"/>
       </w:r>
       <w:r>
-        <w:instrText xml:space="preserve"> HYPERLINK \l _Toc10594 </w:instrText>
+        <w:instrText xml:space="preserve"> HYPERLINK \l _Toc12769 </w:instrText>
       </w:r>
       <w:r>
         <w:fldChar w:fldCharType="separate"/>
@@ -4258,7 +4258,7 @@
           <w:rFonts w:hint="default"/>
           <w:lang w:val="en-US" w:eastAsia="zh-CN"/>
         </w:rPr>
-        <w:t>5</w:t>
+        <w:t>4</w:t>
       </w:r>
       <w:r>
         <w:rPr>
@@ -4287,7 +4287,7 @@
         <w:fldChar w:fldCharType="begin"/>
       </w:r>
       <w:r>
-        <w:instrText xml:space="preserve"> PAGEREF _Toc10594 \h </w:instrText>
+        <w:instrText xml:space="preserve"> PAGEREF _Toc12769 \h </w:instrText>
       </w:r>
       <w:r>
         <w:fldChar w:fldCharType="separate"/>
@@ -4313,7 +4313,7 @@
         <w:fldChar w:fldCharType="begin"/>
       </w:r>
       <w:r>
-        <w:instrText xml:space="preserve"> HYPERLINK \l _Toc12090 </w:instrText>
+        <w:instrText xml:space="preserve"> HYPERLINK \l _Toc31442 </w:instrText>
       </w:r>
       <w:r>
         <w:fldChar w:fldCharType="separate"/>
@@ -4330,7 +4330,7 @@
           <w:rFonts w:hint="default"/>
           <w:lang w:val="en-US" w:eastAsia="zh-CN"/>
         </w:rPr>
-        <w:t>5</w:t>
+        <w:t>4</w:t>
       </w:r>
       <w:r>
         <w:rPr>
@@ -4340,7 +4340,7 @@
         <w:t>-</w:t>
       </w:r>
       <w:r>
-        <w:t xml:space="preserve">1 </w:t>
+        <w:t xml:space="preserve">2 </w:t>
       </w:r>
       <w:r>
         <w:rPr>
@@ -4359,7 +4359,7 @@
         <w:fldChar w:fldCharType="begin"/>
       </w:r>
       <w:r>
-        <w:instrText xml:space="preserve"> PAGEREF _Toc12090 \h </w:instrText>
+        <w:instrText xml:space="preserve"> PAGEREF _Toc31442 \h </w:instrText>
       </w:r>
       <w:r>
         <w:fldChar w:fldCharType="separate"/>
@@ -4385,7 +4385,7 @@
         <w:fldChar w:fldCharType="begin"/>
       </w:r>
       <w:r>
-        <w:instrText xml:space="preserve"> HYPERLINK \l _Toc22749 </w:instrText>
+        <w:instrText xml:space="preserve"> HYPERLINK \l _Toc32640 </w:instrText>
       </w:r>
       <w:r>
         <w:fldChar w:fldCharType="separate"/>
@@ -4402,7 +4402,7 @@
           <w:rFonts w:hint="default"/>
           <w:lang w:val="en-US" w:eastAsia="zh-CN"/>
         </w:rPr>
-        <w:t>5</w:t>
+        <w:t>4</w:t>
       </w:r>
       <w:r>
         <w:rPr>
@@ -4412,7 +4412,7 @@
         <w:t>-</w:t>
       </w:r>
       <w:r>
-        <w:t xml:space="preserve">1 </w:t>
+        <w:t xml:space="preserve">3 </w:t>
       </w:r>
       <w:r>
         <w:rPr>
@@ -4431,7 +4431,7 @@
         <w:fldChar w:fldCharType="begin"/>
       </w:r>
       <w:r>
-        <w:instrText xml:space="preserve"> PAGEREF _Toc22749 \h </w:instrText>
+        <w:instrText xml:space="preserve"> PAGEREF _Toc32640 \h </w:instrText>
       </w:r>
       <w:r>
         <w:fldChar w:fldCharType="separate"/>
@@ -4457,7 +4457,7 @@
         <w:fldChar w:fldCharType="begin"/>
       </w:r>
       <w:r>
-        <w:instrText xml:space="preserve"> HYPERLINK \l _Toc12705 </w:instrText>
+        <w:instrText xml:space="preserve"> HYPERLINK \l _Toc13905 </w:instrText>
       </w:r>
       <w:r>
         <w:fldChar w:fldCharType="separate"/>
@@ -4474,7 +4474,7 @@
           <w:rFonts w:hint="default"/>
           <w:lang w:val="en-US" w:eastAsia="zh-CN"/>
         </w:rPr>
-        <w:t>5</w:t>
+        <w:t>4</w:t>
       </w:r>
       <w:r>
         <w:rPr>
@@ -4484,7 +4484,7 @@
         <w:t>-</w:t>
       </w:r>
       <w:r>
-        <w:t xml:space="preserve">1 </w:t>
+        <w:t xml:space="preserve">4 </w:t>
       </w:r>
       <w:r>
         <w:rPr>
@@ -4503,7 +4503,7 @@
         <w:fldChar w:fldCharType="begin"/>
       </w:r>
       <w:r>
-        <w:instrText xml:space="preserve"> PAGEREF _Toc12705 \h </w:instrText>
+        <w:instrText xml:space="preserve"> PAGEREF _Toc13905 \h </w:instrText>
       </w:r>
       <w:r>
         <w:fldChar w:fldCharType="separate"/>
@@ -4529,7 +4529,7 @@
         <w:fldChar w:fldCharType="begin"/>
       </w:r>
       <w:r>
-        <w:instrText xml:space="preserve"> HYPERLINK \l _Toc11056 </w:instrText>
+        <w:instrText xml:space="preserve"> HYPERLINK \l _Toc16464 </w:instrText>
       </w:r>
       <w:r>
         <w:fldChar w:fldCharType="separate"/>
@@ -4546,7 +4546,7 @@
           <w:rFonts w:hint="default"/>
           <w:lang w:val="en-US" w:eastAsia="zh-CN"/>
         </w:rPr>
-        <w:t>5</w:t>
+        <w:t>4</w:t>
       </w:r>
       <w:r>
         <w:rPr>
@@ -4556,7 +4556,7 @@
         <w:t>-</w:t>
       </w:r>
       <w:r>
-        <w:t xml:space="preserve">1 </w:t>
+        <w:t xml:space="preserve">5 </w:t>
       </w:r>
       <w:r>
         <w:rPr>
@@ -4575,7 +4575,7 @@
         <w:fldChar w:fldCharType="begin"/>
       </w:r>
       <w:r>
-        <w:instrText xml:space="preserve"> PAGEREF _Toc11056 \h </w:instrText>
+        <w:instrText xml:space="preserve"> PAGEREF _Toc16464 \h </w:instrText>
       </w:r>
       <w:r>
         <w:fldChar w:fldCharType="separate"/>
@@ -4601,7 +4601,7 @@
         <w:fldChar w:fldCharType="begin"/>
       </w:r>
       <w:r>
-        <w:instrText xml:space="preserve"> HYPERLINK \l _Toc19948 </w:instrText>
+        <w:instrText xml:space="preserve"> HYPERLINK \l _Toc6787 </w:instrText>
       </w:r>
       <w:r>
         <w:fldChar w:fldCharType="separate"/>
@@ -4647,7 +4647,7 @@
         <w:fldChar w:fldCharType="begin"/>
       </w:r>
       <w:r>
-        <w:instrText xml:space="preserve"> PAGEREF _Toc19948 \h </w:instrText>
+        <w:instrText xml:space="preserve"> PAGEREF _Toc6787 \h </w:instrText>
       </w:r>
       <w:r>
         <w:fldChar w:fldCharType="separate"/>
@@ -4673,7 +4673,7 @@
         <w:fldChar w:fldCharType="begin"/>
       </w:r>
       <w:r>
-        <w:instrText xml:space="preserve"> HYPERLINK \l _Toc22819 </w:instrText>
+        <w:instrText xml:space="preserve"> HYPERLINK \l _Toc15077 </w:instrText>
       </w:r>
       <w:r>
         <w:fldChar w:fldCharType="separate"/>
@@ -4700,7 +4700,7 @@
         <w:t>-</w:t>
       </w:r>
       <w:r>
-        <w:t xml:space="preserve">1 </w:t>
+        <w:t xml:space="preserve">2 </w:t>
       </w:r>
       <w:r>
         <w:rPr>
@@ -4719,7 +4719,7 @@
         <w:fldChar w:fldCharType="begin"/>
       </w:r>
       <w:r>
-        <w:instrText xml:space="preserve"> PAGEREF _Toc22819 \h </w:instrText>
+        <w:instrText xml:space="preserve"> PAGEREF _Toc15077 \h </w:instrText>
       </w:r>
       <w:r>
         <w:fldChar w:fldCharType="separate"/>
@@ -4745,7 +4745,7 @@
         <w:fldChar w:fldCharType="begin"/>
       </w:r>
       <w:r>
-        <w:instrText xml:space="preserve"> HYPERLINK \l _Toc14910 </w:instrText>
+        <w:instrText xml:space="preserve"> HYPERLINK \l _Toc32300 </w:instrText>
       </w:r>
       <w:r>
         <w:fldChar w:fldCharType="separate"/>
@@ -4772,7 +4772,7 @@
         <w:t>-</w:t>
       </w:r>
       <w:r>
-        <w:t xml:space="preserve">1 </w:t>
+        <w:t xml:space="preserve">3 </w:t>
       </w:r>
       <w:r>
         <w:rPr>
@@ -4791,7 +4791,7 @@
         <w:fldChar w:fldCharType="begin"/>
       </w:r>
       <w:r>
-        <w:instrText xml:space="preserve"> PAGEREF _Toc14910 \h </w:instrText>
+        <w:instrText xml:space="preserve"> PAGEREF _Toc32300 \h </w:instrText>
       </w:r>
       <w:r>
         <w:fldChar w:fldCharType="separate"/>
@@ -4817,7 +4817,7 @@
         <w:fldChar w:fldCharType="begin"/>
       </w:r>
       <w:r>
-        <w:instrText xml:space="preserve"> HYPERLINK \l _Toc14866 </w:instrText>
+        <w:instrText xml:space="preserve"> HYPERLINK \l _Toc13509 </w:instrText>
       </w:r>
       <w:r>
         <w:fldChar w:fldCharType="separate"/>
@@ -4834,7 +4834,7 @@
           <w:rFonts w:hint="default"/>
           <w:lang w:val="en-US" w:eastAsia="zh-CN"/>
         </w:rPr>
-        <w:t>5</w:t>
+        <w:t>6</w:t>
       </w:r>
       <w:r>
         <w:rPr>
@@ -4863,7 +4863,7 @@
         <w:fldChar w:fldCharType="begin"/>
       </w:r>
       <w:r>
-        <w:instrText xml:space="preserve"> PAGEREF _Toc14866 \h </w:instrText>
+        <w:instrText xml:space="preserve"> PAGEREF _Toc13509 \h </w:instrText>
       </w:r>
       <w:r>
         <w:fldChar w:fldCharType="separate"/>
@@ -4889,7 +4889,7 @@
         <w:fldChar w:fldCharType="begin"/>
       </w:r>
       <w:r>
-        <w:instrText xml:space="preserve"> HYPERLINK \l _Toc31217 </w:instrText>
+        <w:instrText xml:space="preserve"> HYPERLINK \l _Toc20654 </w:instrText>
       </w:r>
       <w:r>
         <w:fldChar w:fldCharType="separate"/>
@@ -4906,7 +4906,7 @@
           <w:rFonts w:hint="default"/>
           <w:lang w:val="en-US" w:eastAsia="zh-CN"/>
         </w:rPr>
-        <w:t>5</w:t>
+        <w:t>7</w:t>
       </w:r>
       <w:r>
         <w:rPr>
@@ -4935,7 +4935,7 @@
         <w:fldChar w:fldCharType="begin"/>
       </w:r>
       <w:r>
-        <w:instrText xml:space="preserve"> PAGEREF _Toc31217 \h </w:instrText>
+        <w:instrText xml:space="preserve"> PAGEREF _Toc20654 \h </w:instrText>
       </w:r>
       <w:r>
         <w:fldChar w:fldCharType="separate"/>
@@ -4961,7 +4961,7 @@
         <w:fldChar w:fldCharType="begin"/>
       </w:r>
       <w:r>
-        <w:instrText xml:space="preserve"> HYPERLINK \l _Toc26175 </w:instrText>
+        <w:instrText xml:space="preserve"> HYPERLINK \l _Toc785 </w:instrText>
       </w:r>
       <w:r>
         <w:fldChar w:fldCharType="separate"/>
@@ -4978,7 +4978,7 @@
           <w:rFonts w:hint="default"/>
           <w:lang w:val="en-US" w:eastAsia="zh-CN"/>
         </w:rPr>
-        <w:t>5</w:t>
+        <w:t>9</w:t>
       </w:r>
       <w:r>
         <w:rPr>
@@ -5007,7 +5007,7 @@
         <w:fldChar w:fldCharType="begin"/>
       </w:r>
       <w:r>
-        <w:instrText xml:space="preserve"> PAGEREF _Toc26175 \h </w:instrText>
+        <w:instrText xml:space="preserve"> PAGEREF _Toc785 \h </w:instrText>
       </w:r>
       <w:r>
         <w:fldChar w:fldCharType="separate"/>
@@ -5078,7 +5078,7 @@
         <w:bidi w:val="0"/>
       </w:pPr>
       <w:bookmarkStart w:id="1" w:name="heading_2"/>
-      <w:bookmarkStart w:id="2" w:name="_Toc6675"/>
+      <w:bookmarkStart w:id="2" w:name="_Toc3674"/>
       <w:r>
         <w:t>目的</w:t>
       </w:r>
@@ -5100,7 +5100,7 @@
         <w:bidi w:val="0"/>
       </w:pPr>
       <w:bookmarkStart w:id="3" w:name="heading_3"/>
-      <w:bookmarkStart w:id="4" w:name="_Toc8095"/>
+      <w:bookmarkStart w:id="4" w:name="_Toc23558"/>
       <w:r>
         <w:t>适用范围</w:t>
       </w:r>
@@ -5122,7 +5122,7 @@
         <w:bidi w:val="0"/>
       </w:pPr>
       <w:bookmarkStart w:id="5" w:name="heading_4"/>
-      <w:bookmarkStart w:id="6" w:name="_Toc2676"/>
+      <w:bookmarkStart w:id="6" w:name="_Toc3692"/>
       <w:r>
         <w:t>角色和职责</w:t>
       </w:r>
@@ -5246,7 +5246,7 @@
         </w:rPr>
         <w:fldChar w:fldCharType="end"/>
       </w:r>
-      <w:bookmarkStart w:id="7" w:name="_Toc16662"/>
+      <w:bookmarkStart w:id="7" w:name="_Toc7515"/>
       <w:r>
         <w:rPr>
           <w:rFonts w:hint="eastAsia"/>
@@ -5546,12 +5546,6 @@
             <w:insideH w:val="single" w:color="DEE0E3" w:sz="0" w:space="0"/>
             <w:insideV w:val="single" w:color="DEE0E3" w:sz="0" w:space="0"/>
           </w:tblBorders>
-          <w:tblCellMar>
-            <w:top w:w="0" w:type="dxa"/>
-            <w:left w:w="10" w:type="dxa"/>
-            <w:bottom w:w="0" w:type="dxa"/>
-            <w:right w:w="10" w:type="dxa"/>
-          </w:tblCellMar>
         </w:tblPrEx>
         <w:tc>
           <w:tcPr>
@@ -5627,7 +5621,7 @@
         <w:bidi w:val="0"/>
       </w:pPr>
       <w:bookmarkStart w:id="8" w:name="heading_5"/>
-      <w:bookmarkStart w:id="9" w:name="_Toc12919"/>
+      <w:bookmarkStart w:id="9" w:name="_Toc27752"/>
       <w:r>
         <w:t>知识库管理员</w:t>
       </w:r>
@@ -5761,7 +5755,7 @@
         <w:bidi w:val="0"/>
       </w:pPr>
       <w:bookmarkStart w:id="10" w:name="heading_6"/>
-      <w:bookmarkStart w:id="11" w:name="_Toc12314"/>
+      <w:bookmarkStart w:id="11" w:name="_Toc23704"/>
       <w:r>
         <w:t>知识库操作员</w:t>
       </w:r>
@@ -5825,7 +5819,7 @@
         <w:bidi w:val="0"/>
       </w:pPr>
       <w:bookmarkStart w:id="12" w:name="heading_7"/>
-      <w:bookmarkStart w:id="13" w:name="_Toc2211"/>
+      <w:bookmarkStart w:id="13" w:name="_Toc28811"/>
       <w:r>
         <w:t>知识库使用人</w:t>
       </w:r>
@@ -5903,7 +5897,7 @@
         <w:bidi w:val="0"/>
       </w:pPr>
       <w:bookmarkStart w:id="14" w:name="heading_8"/>
-      <w:bookmarkStart w:id="15" w:name="_Toc13151"/>
+      <w:bookmarkStart w:id="15" w:name="_Toc15958"/>
       <w:r>
         <w:t>知识库要求</w:t>
       </w:r>
@@ -5916,7 +5910,7 @@
         <w:bidi w:val="0"/>
       </w:pPr>
       <w:bookmarkStart w:id="16" w:name="heading_9"/>
-      <w:bookmarkStart w:id="17" w:name="_Toc23568"/>
+      <w:bookmarkStart w:id="17" w:name="_Toc21114"/>
       <w:r>
         <w:rPr>
           <w:rFonts w:hint="eastAsia"/>
@@ -5945,7 +5939,7 @@
         <w:bidi w:val="0"/>
       </w:pPr>
       <w:bookmarkStart w:id="18" w:name="heading_10"/>
-      <w:bookmarkStart w:id="19" w:name="_Toc21886"/>
+      <w:bookmarkStart w:id="19" w:name="_Toc3633"/>
       <w:r>
         <w:rPr>
           <w:rFonts w:hint="eastAsia"/>
@@ -6085,7 +6079,7 @@
         </w:rPr>
         <w:fldChar w:fldCharType="end"/>
       </w:r>
-      <w:bookmarkStart w:id="20" w:name="_Toc10594"/>
+      <w:bookmarkStart w:id="20" w:name="_Toc12769"/>
       <w:r>
         <w:rPr>
           <w:rFonts w:hint="eastAsia"/>
@@ -6548,7 +6542,7 @@
         </w:rPr>
         <w:fldChar w:fldCharType="end"/>
       </w:r>
-      <w:bookmarkStart w:id="21" w:name="_Toc12090"/>
+      <w:bookmarkStart w:id="21" w:name="_Toc31442"/>
       <w:r>
         <w:rPr>
           <w:rFonts w:hint="eastAsia"/>
@@ -6950,7 +6944,7 @@
         <w:bidi w:val="0"/>
       </w:pPr>
       <w:bookmarkStart w:id="22" w:name="heading_11"/>
-      <w:bookmarkStart w:id="23" w:name="_Toc1064"/>
+      <w:bookmarkStart w:id="23" w:name="_Toc24723"/>
       <w:r>
         <w:t>知识库的访问</w:t>
       </w:r>
@@ -6972,7 +6966,7 @@
         <w:bidi w:val="0"/>
       </w:pPr>
       <w:bookmarkStart w:id="24" w:name="heading_12"/>
-      <w:bookmarkStart w:id="25" w:name="_Toc1789"/>
+      <w:bookmarkStart w:id="25" w:name="_Toc20230"/>
       <w:r>
         <w:t>知识库的权限范围</w:t>
       </w:r>
@@ -7096,7 +7090,7 @@
         </w:rPr>
         <w:fldChar w:fldCharType="end"/>
       </w:r>
-      <w:bookmarkStart w:id="26" w:name="_Toc22749"/>
+      <w:bookmarkStart w:id="26" w:name="_Toc32640"/>
       <w:r>
         <w:rPr>
           <w:rFonts w:hint="eastAsia"/>
@@ -7552,7 +7546,7 @@
         <w:bidi w:val="0"/>
       </w:pPr>
       <w:bookmarkStart w:id="27" w:name="heading_13"/>
-      <w:bookmarkStart w:id="28" w:name="_Toc29428"/>
+      <w:bookmarkStart w:id="28" w:name="_Toc12372"/>
       <w:r>
         <w:t>知识库的更新</w:t>
       </w:r>
@@ -7677,7 +7671,7 @@
         </w:rPr>
         <w:fldChar w:fldCharType="end"/>
       </w:r>
-      <w:bookmarkStart w:id="29" w:name="_Toc12705"/>
+      <w:bookmarkStart w:id="29" w:name="_Toc13905"/>
       <w:r>
         <w:rPr>
           <w:rFonts w:hint="eastAsia"/>
@@ -8263,7 +8257,7 @@
         <w:bidi w:val="0"/>
       </w:pPr>
       <w:bookmarkStart w:id="30" w:name="heading_14"/>
-      <w:bookmarkStart w:id="31" w:name="_Toc11997"/>
+      <w:bookmarkStart w:id="31" w:name="_Toc11816"/>
       <w:r>
         <w:t>知识库的备份还原</w:t>
       </w:r>
@@ -8285,7 +8279,7 @@
         <w:bidi w:val="0"/>
       </w:pPr>
       <w:bookmarkStart w:id="32" w:name="heading_15"/>
-      <w:bookmarkStart w:id="33" w:name="_Toc9253"/>
+      <w:bookmarkStart w:id="33" w:name="_Toc6245"/>
       <w:r>
         <w:t>知识库的分类</w:t>
       </w:r>
@@ -8409,7 +8403,7 @@
         </w:rPr>
         <w:fldChar w:fldCharType="end"/>
       </w:r>
-      <w:bookmarkStart w:id="34" w:name="_Toc11056"/>
+      <w:bookmarkStart w:id="34" w:name="_Toc16464"/>
       <w:r>
         <w:rPr>
           <w:rFonts w:hint="eastAsia"/>
@@ -10216,7 +10210,7 @@
         <w:bidi w:val="0"/>
       </w:pPr>
       <w:bookmarkStart w:id="35" w:name="heading_16"/>
-      <w:bookmarkStart w:id="36" w:name="_Toc4087"/>
+      <w:bookmarkStart w:id="36" w:name="_Toc5047"/>
       <w:r>
         <w:t>管理流程</w:t>
       </w:r>
@@ -10229,7 +10223,7 @@
         <w:bidi w:val="0"/>
       </w:pPr>
       <w:bookmarkStart w:id="37" w:name="heading_17"/>
-      <w:bookmarkStart w:id="38" w:name="_Toc21874"/>
+      <w:bookmarkStart w:id="38" w:name="_Toc1043"/>
       <w:r>
         <w:t>知识发布流程</w:t>
       </w:r>
@@ -10353,7 +10347,7 @@
         </w:rPr>
         <w:fldChar w:fldCharType="end"/>
       </w:r>
-      <w:bookmarkStart w:id="39" w:name="_Toc19948"/>
+      <w:bookmarkStart w:id="39" w:name="_Toc6787"/>
       <w:r>
         <w:rPr>
           <w:rFonts w:hint="eastAsia"/>
@@ -11184,7 +11178,7 @@
         <w:bidi w:val="0"/>
       </w:pPr>
       <w:bookmarkStart w:id="40" w:name="heading_18"/>
-      <w:bookmarkStart w:id="41" w:name="_Toc26205"/>
+      <w:bookmarkStart w:id="41" w:name="_Toc6836"/>
       <w:r>
         <w:t>知识更新流程</w:t>
       </w:r>
@@ -11308,7 +11302,7 @@
         </w:rPr>
         <w:fldChar w:fldCharType="end"/>
       </w:r>
-      <w:bookmarkStart w:id="42" w:name="_Toc22819"/>
+      <w:bookmarkStart w:id="42" w:name="_Toc15077"/>
       <w:r>
         <w:rPr>
           <w:rFonts w:hint="eastAsia"/>
@@ -12149,7 +12143,7 @@
         <w:bidi w:val="0"/>
       </w:pPr>
       <w:bookmarkStart w:id="43" w:name="heading_19"/>
-      <w:bookmarkStart w:id="44" w:name="_Toc23288"/>
+      <w:bookmarkStart w:id="44" w:name="_Toc13219"/>
       <w:r>
         <w:t>知识删除流程</w:t>
       </w:r>
@@ -12274,7 +12268,7 @@
         </w:rPr>
         <w:fldChar w:fldCharType="end"/>
       </w:r>
-      <w:bookmarkStart w:id="45" w:name="_Toc14910"/>
+      <w:bookmarkStart w:id="45" w:name="_Toc32300"/>
       <w:r>
         <w:rPr>
           <w:rFonts w:hint="eastAsia"/>
@@ -13125,7 +13119,7 @@
         <w:bidi w:val="0"/>
       </w:pPr>
       <w:bookmarkStart w:id="46" w:name="heading_20"/>
-      <w:bookmarkStart w:id="47" w:name="_Toc25796"/>
+      <w:bookmarkStart w:id="47" w:name="_Toc22158"/>
       <w:r>
         <w:t>贡献评价与激励</w:t>
       </w:r>
@@ -13249,7 +13243,7 @@
         </w:rPr>
         <w:fldChar w:fldCharType="end"/>
       </w:r>
-      <w:bookmarkStart w:id="48" w:name="_Toc14866"/>
+      <w:bookmarkStart w:id="48" w:name="_Toc13509"/>
       <w:r>
         <w:rPr>
           <w:rFonts w:hint="eastAsia"/>
@@ -13705,12 +13699,24 @@
         <w:bidi w:val="0"/>
       </w:pPr>
       <w:bookmarkStart w:id="49" w:name="heading_21"/>
-      <w:bookmarkStart w:id="50" w:name="_Toc14200"/>
-      <w:r>
-        <w:t>7 关键绩效指标（KPI）</w:t>
+      <w:bookmarkStart w:id="50" w:name="_Toc22555"/>
+      <w:r>
+        <w:t>关键绩效指标（KPI）</w:t>
       </w:r>
       <w:bookmarkEnd w:id="49"/>
       <w:bookmarkEnd w:id="50"/>
+    </w:p>
+    <w:p>
+      <w:r>
+        <w:br w:type="page"/>
+      </w:r>
+    </w:p>
+    <w:p>
+      <w:pPr>
+        <w:pStyle w:val="32"/>
+      </w:pPr>
+      <w:bookmarkStart w:id="57" w:name="_GoBack"/>
+      <w:bookmarkEnd w:id="57"/>
     </w:p>
     <w:p>
       <w:pPr>
@@ -13829,7 +13835,7 @@
         </w:rPr>
         <w:fldChar w:fldCharType="end"/>
       </w:r>
-      <w:bookmarkStart w:id="51" w:name="_Toc31217"/>
+      <w:bookmarkStart w:id="51" w:name="_Toc20654"/>
       <w:r>
         <w:rPr>
           <w:rFonts w:hint="eastAsia"/>
@@ -14656,7 +14662,7 @@
         <w:bidi w:val="0"/>
       </w:pPr>
       <w:bookmarkStart w:id="52" w:name="heading_22"/>
-      <w:bookmarkStart w:id="53" w:name="_Toc14912"/>
+      <w:bookmarkStart w:id="53" w:name="_Toc14907"/>
       <w:r>
         <w:t>相关文件</w:t>
       </w:r>
@@ -14711,14 +14717,12 @@
         <w:bidi w:val="0"/>
       </w:pPr>
       <w:bookmarkStart w:id="54" w:name="heading_23"/>
-      <w:bookmarkStart w:id="55" w:name="_Toc8106"/>
+      <w:bookmarkStart w:id="55" w:name="_Toc11892"/>
       <w:r>
         <w:t>输出的文件及记录</w:t>
       </w:r>
       <w:bookmarkEnd w:id="54"/>
       <w:bookmarkEnd w:id="55"/>
-      <w:bookmarkStart w:id="57" w:name="_GoBack"/>
-      <w:bookmarkEnd w:id="57"/>
     </w:p>
     <w:p>
       <w:pPr>
@@ -14837,7 +14841,7 @@
         </w:rPr>
         <w:fldChar w:fldCharType="end"/>
       </w:r>
-      <w:bookmarkStart w:id="56" w:name="_Toc26175"/>
+      <w:bookmarkStart w:id="56" w:name="_Toc785"/>
       <w:r>
         <w:rPr>
           <w:rFonts w:hint="eastAsia"/>
